--- a/extrakty/doc/TC278WG4/extract_18234-7_(2012).docx
+++ b/extrakty/doc/TC278WG4/extract_18234-7_(2012).docx
@@ -1713,7 +1713,7 @@
         <w:rPr>
           <w:rStyle w:val="hps"/>
         </w:rPr>
-        <w:t>Obsahem této části je přesná definice a  struktura zasílaných zpráv. Jedná se o stěžejní kapitolu technické specifikace normalizující protokol, zkraty a  management zasílaných zpráv pro kompresy a  dekompresi informací o parkování. Kapitola je členěna do několika struktur a  obsahuje následující prvky.</w:t>
+        <w:t xml:space="preserve">Obsahem této části je přesná definice a  struktura zasílaných zpráv. Jedná se o stěžejní kapitolu technické specifikace normalizující protokol, zkraty a  management zasílaných zpráv pro kompresi a  dekompresi informací o parkování. Kapitola je členěna do několika struktur a  obsahuje následující prvky.</w:t>
       </w:r>
     </w:p>
     <w:p>
@@ -1748,7 +1748,7 @@
           <w:rStyle w:val="hps"/>
           <w:i/>
         </w:rPr>
-        <w:t>Definice použitých názvů s přiděleným Id požitým při kompresy a  dekompresi zprávy.</w:t>
+        <w:t xml:space="preserve">Definice použitých názvů s přiděleným Id použitým při kompresi a  dekompresi zprávy.</w:t>
       </w:r>
     </w:p>
     <w:p>

--- a/extrakty/doc/TC278WG4/extract_18234-7_(2012).docx
+++ b/extrakty/doc/TC278WG4/extract_18234-7_(2012).docx
@@ -162,7 +162,7 @@
             </w:pPr>
             <w:r>
               <w:rPr/>
-              <w:t>ISO/DTS 18234-7</w:t>
+              <w:t xml:space="preserve">ISO/TS 18234-7</w:t>
             </w:r>
           </w:p>
           <w:p>
@@ -190,7 +190,7 @@
       <w:r>
         <w:rPr/>
         <w:tab/>
-        <w:t>106 stran</w:t>
+        <w:t xml:space="preserve">Vydána 2013, 106 stran</w:t>
       </w:r>
     </w:p>
     <w:p>
@@ -489,6 +489,16 @@
     <w:p>
       <w:pPr>
         <w:pStyle w:val="Textnormy"/>
+        <w:rPr/>
+      </w:pPr>
+      <w:r>
+        <w:rPr/>
+        <w:t xml:space="preserve">Poznámka: Extrakt uvádí vybrané kapitoly popisovaného dokumentu a přejímá původní číslování kapitol.</w:t>
+      </w:r>
+    </w:p>
+    <w:p>
+      <w:pPr>
+        <w:pStyle w:val="Textnormy"/>
         <w:rPr>
           <w:b/>
           <w:sz w:val="22"/>
@@ -547,6 +557,106 @@
           <w:spacing w:val="-2"/>
         </w:rPr>
         <w:t>Technická specifikace je určena správcům parkovacích a  odstavných ploch zabývající se přenosem informací o parkování, ale také společnostem a vlastníkům spravujícím pozemní komunikace a  dopravně informační centra a společnostem zabývající se poskytováním dopravních informací.</w:t>
+      </w:r>
+    </w:p>
+    <w:p>
+      <w:pPr>
+        <w:pStyle w:val="Textnormy"/>
+        <w:rPr>
+          <w:b/>
+          <w:sz w:val="22"/>
+          <w:szCs w:val="22"/>
+        </w:rPr>
+      </w:pPr>
+      <w:r>
+        <w:rPr>
+          <w:b/>
+          <w:sz w:val="22"/>
+          <w:szCs w:val="22"/>
+        </w:rPr>
+        <w:t xml:space="preserve">1 Předmět normy</w:t>
+        <w:tab/>
+        <w:t/>
+      </w:r>
+    </w:p>
+    <w:p>
+      <w:pPr>
+        <w:pStyle w:val="Textnormy"/>
+        <w:rPr>
+          <w:b/>
+          <w:sz w:val="22"/>
+          <w:szCs w:val="22"/>
+        </w:rPr>
+      </w:pPr>
+      <w:r>
+        <w:rPr/>
+        <w:t>Tato technická specifikace definuje formu předávaných informací pomocí definovaného protokolu TPEG. Je pevně stanovena struktura zprávy, která jsou podávány a jsou striktně definovány způsoby komprese předávané informace do binární formy dat, která dále přenáší zmiňovanou strukturou samotné zprávy. Samotné komunikační rozhraní po technické stránce není řešeno. Technická specifikace obsahuje i základní tabulky pro práci s informacemi a zpětné dekomprese komprimované informace ve zprávě u uživatele. Technická specifikace je dělená do několika kapitol, jejichž obsah je extrahován níže.</w:t>
+      </w:r>
+      <w:r>
+        <w:rPr>
+          <w:b/>
+          <w:sz w:val="22"/>
+          <w:szCs w:val="22"/>
+        </w:rPr>
+        <w:t xml:space="preserve"> </w:t>
+      </w:r>
+    </w:p>
+    <w:p>
+      <w:pPr>
+        <w:pStyle w:val="Textnormy"/>
+        <w:ind w:start="708" w:end="0"/>
+        <w:rPr>
+          <w:b/>
+          <w:sz w:val="22"/>
+          <w:szCs w:val="22"/>
+        </w:rPr>
+      </w:pPr>
+      <w:r>
+        <w:rPr>
+          <w:b/>
+          <w:sz w:val="22"/>
+          <w:szCs w:val="22"/>
+        </w:rPr>
+        <w:t xml:space="preserve">1.1 </w:t>
+        <w:tab/>
+        <w:t>Důvod standardizace</w:t>
+      </w:r>
+    </w:p>
+    <w:p>
+      <w:pPr>
+        <w:pStyle w:val="Textnormy"/>
+        <w:rPr/>
+      </w:pPr>
+      <w:r>
+        <w:rPr/>
+        <w:t xml:space="preserve">Hlavními důvody pro vývoj norem v této oblasti je zvýšení interoperability koncových zařízení uživatelů, jimiž jsou účastníci silničního provozu. Protokolová standardizace, kterou je popisovaný dokument, je základem pro samotnou technologickou standardizaci vybavení pro příjem a poskytování informací. </w:t>
+      </w:r>
+    </w:p>
+    <w:p>
+      <w:pPr>
+        <w:pStyle w:val="Textnormy"/>
+        <w:rPr/>
+      </w:pPr>
+      <w:r>
+        <w:rPr/>
+        <w:t>Aplikace informování o parkování má dnes již totožnou váhu jako samotné poskytování informací o dopravnách excesech a  je nedílnou součástí při zkvalitňování poskytování cestovních informací. Je nutné v tomto směru tuto aplikaci normalizovat na evropskou úroveň z důvodu zajištění interoperability na evropském kontinentu.</w:t>
+      </w:r>
+    </w:p>
+    <w:p>
+      <w:pPr>
+        <w:pStyle w:val="Textnormy"/>
+        <w:rPr>
+          <w:b/>
+          <w:sz w:val="22"/>
+          <w:szCs w:val="22"/>
+        </w:rPr>
+      </w:pPr>
+      <w:r>
+        <w:rPr>
+          <w:b/>
+          <w:sz w:val="22"/>
+          <w:szCs w:val="22"/>
+        </w:rPr>
       </w:r>
     </w:p>
     <w:p>
@@ -848,106 +958,6 @@
           <w:sz w:val="22"/>
           <w:szCs w:val="22"/>
         </w:rPr>
-        <w:t xml:space="preserve">1 </w:t>
-        <w:tab/>
-        <w:t>Předmět technické specifikace</w:t>
-      </w:r>
-    </w:p>
-    <w:p>
-      <w:pPr>
-        <w:pStyle w:val="Textnormy"/>
-        <w:rPr>
-          <w:b/>
-          <w:sz w:val="22"/>
-          <w:szCs w:val="22"/>
-        </w:rPr>
-      </w:pPr>
-      <w:r>
-        <w:rPr/>
-        <w:t>Tato technická specifikace definuje formu předávaných informací pomocí definovaného protokolu TPEG. Je pevně stanovena struktura zprávy, která jsou podávány a jsou striktně definovány způsoby komprese předávané informace do binární formy dat, která dále přenáší zmiňovanou strukturou samotné zprávy. Samotné komunikační rozhraní po technické stránce není řešeno. Technická specifikace obsahuje i základní tabulky pro práci s informacemi a zpětné dekomprese komprimované informace ve zprávě u uživatele. Technická specifikace je dělená do několika kapitol, jejichž obsah je extrahován níže.</w:t>
-      </w:r>
-      <w:r>
-        <w:rPr>
-          <w:b/>
-          <w:sz w:val="22"/>
-          <w:szCs w:val="22"/>
-        </w:rPr>
-        <w:t xml:space="preserve"> </w:t>
-      </w:r>
-    </w:p>
-    <w:p>
-      <w:pPr>
-        <w:pStyle w:val="Textnormy"/>
-        <w:ind w:start="708" w:end="0"/>
-        <w:rPr>
-          <w:b/>
-          <w:sz w:val="22"/>
-          <w:szCs w:val="22"/>
-        </w:rPr>
-      </w:pPr>
-      <w:r>
-        <w:rPr>
-          <w:b/>
-          <w:sz w:val="22"/>
-          <w:szCs w:val="22"/>
-        </w:rPr>
-        <w:t xml:space="preserve">1.1 </w:t>
-        <w:tab/>
-        <w:t>Důvod standardizace</w:t>
-      </w:r>
-    </w:p>
-    <w:p>
-      <w:pPr>
-        <w:pStyle w:val="Textnormy"/>
-        <w:rPr/>
-      </w:pPr>
-      <w:r>
-        <w:rPr/>
-        <w:t xml:space="preserve">Hlavními důvody pro vývoj norem v této oblasti je zvýšení interoperability koncových zařízení uživatelů, jimiž jsou účastníci silničního provozu. Protokolová standardizace, kterou je popisovaný dokument, je základem pro samotnou technologickou standardizaci vybavení pro příjem a poskytování informací. </w:t>
-      </w:r>
-    </w:p>
-    <w:p>
-      <w:pPr>
-        <w:pStyle w:val="Textnormy"/>
-        <w:rPr/>
-      </w:pPr>
-      <w:r>
-        <w:rPr/>
-        <w:t>Aplikace informování o parkování má dnes již totožnou váhu jako samotné poskytování informací o dopravnách excesech a  je nedílnou součástí při zkvalitňování poskytování cestovních informací. Je nutné v tomto směru tuto aplikaci normalizovat na evropskou úroveň z důvodu zajištění interoperability na evropském kontinentu.</w:t>
-      </w:r>
-    </w:p>
-    <w:p>
-      <w:pPr>
-        <w:pStyle w:val="Textnormy"/>
-        <w:rPr>
-          <w:b/>
-          <w:sz w:val="22"/>
-          <w:szCs w:val="22"/>
-        </w:rPr>
-      </w:pPr>
-      <w:r>
-        <w:rPr>
-          <w:b/>
-          <w:sz w:val="22"/>
-          <w:szCs w:val="22"/>
-        </w:rPr>
-      </w:r>
-    </w:p>
-    <w:p>
-      <w:pPr>
-        <w:pStyle w:val="Textnormy"/>
-        <w:rPr>
-          <w:b/>
-          <w:sz w:val="22"/>
-          <w:szCs w:val="22"/>
-        </w:rPr>
-      </w:pPr>
-      <w:r>
-        <w:rPr>
-          <w:b/>
-          <w:sz w:val="22"/>
-          <w:szCs w:val="22"/>
-        </w:rPr>
         <w:t xml:space="preserve">2 </w:t>
         <w:tab/>
         <w:t>Termíny a definice</w:t>
@@ -976,38 +986,48 @@
     <w:p>
       <w:pPr>
         <w:pStyle w:val="Textnormy"/>
-        <w:rPr>
-          <w:b/>
-          <w:sz w:val="22"/>
-          <w:szCs w:val="22"/>
-        </w:rPr>
-      </w:pPr>
-      <w:r>
-        <w:rPr>
-          <w:b/>
-          <w:sz w:val="22"/>
-          <w:szCs w:val="22"/>
-        </w:rPr>
-      </w:r>
-    </w:p>
-    <w:p>
-      <w:pPr>
-        <w:pStyle w:val="Textnormy"/>
-        <w:rPr>
-          <w:b/>
-          <w:sz w:val="22"/>
-          <w:szCs w:val="22"/>
-        </w:rPr>
-      </w:pPr>
-      <w:r>
-        <w:rPr>
-          <w:b/>
-          <w:sz w:val="22"/>
-          <w:szCs w:val="22"/>
-        </w:rPr>
-        <w:t>3</w:t>
+        <w:rPr/>
+      </w:pPr>
+      <w:r>
+        <w:rPr/>
+        <w:t xml:space="preserve">Další termíny a zkratky z oboru ITS jsou obsaženy ve slovníku ITS terminology.</w:t>
+      </w:r>
+    </w:p>
+    <w:p>
+      <w:pPr>
+        <w:pStyle w:val="Textnormy"/>
+        <w:rPr>
+          <w:b/>
+          <w:sz w:val="22"/>
+          <w:szCs w:val="22"/>
+        </w:rPr>
+      </w:pPr>
+      <w:r>
+        <w:rPr>
+          <w:b/>
+          <w:sz w:val="22"/>
+          <w:szCs w:val="22"/>
+        </w:rPr>
+      </w:r>
+    </w:p>
+    <w:p>
+      <w:pPr>
+        <w:pStyle w:val="Textnormy"/>
+        <w:rPr>
+          <w:b/>
+          <w:sz w:val="22"/>
+          <w:szCs w:val="22"/>
+        </w:rPr>
+      </w:pPr>
+      <w:r>
+        <w:rPr>
+          <w:b/>
+          <w:sz w:val="22"/>
+          <w:szCs w:val="22"/>
+        </w:rPr>
+        <w:t xml:space="preserve">3 Symboly a zkratky</w:t>
         <w:tab/>
-        <w:t>Symboly (a zkrácené termíny)</w:t>
+        <w:t/>
       </w:r>
     </w:p>
     <w:p>
@@ -1018,6 +1038,16 @@
       <w:r>
         <w:rPr/>
         <w:t>Část technické specifikace definuje použité zkratky a  termíny, které jsou identifikovány pouze pro potřeby aplikace informování o parkování.</w:t>
+      </w:r>
+    </w:p>
+    <w:p>
+      <w:pPr>
+        <w:pStyle w:val="Textnormy"/>
+        <w:rPr/>
+      </w:pPr>
+      <w:r>
+        <w:rPr/>
+        <w:t xml:space="preserve">Další termíny a zkratky z oboru ITS jsou obsaženy ve slovníku ITS terminology (www.ITSterminology.org).</w:t>
       </w:r>
     </w:p>
     <w:p>
@@ -1625,7 +1655,7 @@
             </wp:cNvGraphicFramePr>
             <a:graphic xmlns:a="http://schemas.openxmlformats.org/drawingml/2006/main">
               <a:graphicData uri="http://schemas.openxmlformats.org/drawingml/2006/picture">
-                <pic:pic xmlns:pic="http://schemas.openxmlformats.org/drawingml/2006/picture">
+                <pic:pic>
                   <pic:nvPicPr>
                     <pic:cNvPr id="1" name="Image1"/>
                     <pic:cNvPicPr>
@@ -1934,7 +1964,7 @@
             </wp:cNvGraphicFramePr>
             <a:graphic xmlns:a="http://schemas.openxmlformats.org/drawingml/2006/main">
               <a:graphicData uri="http://schemas.openxmlformats.org/drawingml/2006/picture">
-                <pic:pic xmlns:pic="http://schemas.openxmlformats.org/drawingml/2006/picture">
+                <pic:pic>
                   <pic:nvPicPr>
                     <pic:cNvPr id="2" name="Image2"/>
                     <pic:cNvPicPr>
@@ -2248,7 +2278,7 @@
             </wp:cNvGraphicFramePr>
             <a:graphic xmlns:a="http://schemas.openxmlformats.org/drawingml/2006/main">
               <a:graphicData uri="http://schemas.openxmlformats.org/drawingml/2006/picture">
-                <pic:pic xmlns:pic="http://schemas.openxmlformats.org/drawingml/2006/picture">
+                <pic:pic>
                   <pic:nvPicPr>
                     <pic:cNvPr id="3" name="Image3"/>
                     <pic:cNvPicPr>
@@ -2378,7 +2408,7 @@
             </wp:cNvGraphicFramePr>
             <a:graphic xmlns:a="http://schemas.openxmlformats.org/drawingml/2006/main">
               <a:graphicData uri="http://schemas.openxmlformats.org/drawingml/2006/picture">
-                <pic:pic xmlns:pic="http://schemas.openxmlformats.org/drawingml/2006/picture">
+                <pic:pic>
                   <pic:nvPicPr>
                     <pic:cNvPr id="4" name="Image4"/>
                     <pic:cNvPicPr>
@@ -2511,7 +2541,7 @@
             </wp:cNvGraphicFramePr>
             <a:graphic xmlns:a="http://schemas.openxmlformats.org/drawingml/2006/main">
               <a:graphicData uri="http://schemas.openxmlformats.org/drawingml/2006/picture">
-                <pic:pic xmlns:pic="http://schemas.openxmlformats.org/drawingml/2006/picture">
+                <pic:pic>
                   <pic:nvPicPr>
                     <pic:cNvPr id="5" name="Image5"/>
                     <pic:cNvPicPr>

--- a/extrakty/doc/TC278WG4/extract_18234-7_(2012).docx
+++ b/extrakty/doc/TC278WG4/extract_18234-7_(2012).docx
@@ -21,7 +21,7 @@
           <w:sz w:val="40"/>
           <w:szCs w:val="40"/>
         </w:rPr>
-        <w:t>EXTRAKT z technické specifikace ISO</w:t>
+        <w:t xml:space="preserve">EXTRAKT z technické specifikace CEN</w:t>
       </w:r>
     </w:p>
     <w:p>
@@ -162,7 +162,7 @@
             </w:pPr>
             <w:r>
               <w:rPr/>
-              <w:t xml:space="preserve">ISO/TS 18234-7</w:t>
+              <w:t xml:space="preserve">CEN ISO/TS 18234-7</w:t>
             </w:r>
           </w:p>
           <w:p>
@@ -190,7 +190,7 @@
       <w:r>
         <w:rPr/>
         <w:tab/>
-        <w:t xml:space="preserve">Vydána 2013, 106 stran</w:t>
+        <w:t xml:space="preserve">Vydána 2013, 104 stran</w:t>
       </w:r>
     </w:p>
     <w:p>
